--- a/templates/work-completion-report.docx
+++ b/templates/work-completion-report.docx
@@ -258,7 +258,7 @@
                 <w:b/>
                 <w:sz w:val="20"/>
               </w:rPr>
-              <w:t>Площадь, м²</w:t>
+              <w:t>Площадь</w:t>
             </w:r>
           </w:p>
         </w:tc>
@@ -292,7 +292,7 @@
               <w:rPr>
                 <w:sz w:val="20"/>
               </w:rPr>
-              <w:t>{#objects}{index}</w:t>
+              <w:t>{#objectServices}{index}</w:t>
             </w:r>
           </w:p>
         </w:tc>
@@ -306,7 +306,7 @@
               <w:rPr>
                 <w:sz w:val="20"/>
               </w:rPr>
-              <w:t>{name}</w:t>
+              <w:t>{objectName}</w:t>
             </w:r>
           </w:p>
         </w:tc>
@@ -320,7 +320,7 @@
               <w:rPr>
                 <w:sz w:val="20"/>
               </w:rPr>
-              <w:t>{address}</w:t>
+              <w:t>{objectAddress}</w:t>
             </w:r>
           </w:p>
         </w:tc>
@@ -334,7 +334,7 @@
               <w:rPr>
                 <w:sz w:val="20"/>
               </w:rPr>
-              <w:t>{area}</w:t>
+              <w:t>{areaLabel}</w:t>
             </w:r>
           </w:p>
         </w:tc>
@@ -348,7 +348,7 @@
               <w:rPr>
                 <w:sz w:val="20"/>
               </w:rPr>
-              <w:t>{service}{/objects}</w:t>
+              <w:t>{serviceName}{/objectServices}</w:t>
             </w:r>
           </w:p>
         </w:tc>

--- a/templates/work-completion-report.docx
+++ b/templates/work-completion-report.docx
@@ -653,23 +653,17 @@
           <w:sz w:val="24"/>
           <w:szCs w:val="24"/>
         </w:rPr>
-        <w:t>ИНН: {client.inn}</w:t>
-      </w:r>
-      <w:r>
-        <w:rPr>
-          <w:rFonts w:ascii="Times New Roman" w:hAnsi="Times New Roman" w:cs="Times New Roman"/>
-          <w:b/>
+        <w:t xml:space="preserve">ИНН: </w:t>
+      </w:r>
+      <w:r>
+        <w:rPr>
+          <w:rFonts w:ascii="Times New Roman" w:hAnsi="Times New Roman" w:cs="Times New Roman"/>
+          <w:b w:val="0"/>
           <w:w w:val="105"/>
           <w:sz w:val="24"/>
           <w:szCs w:val="24"/>
         </w:rPr>
-      </w:r>
-      <w:r>
-        <w:rPr>
-          <w:rFonts w:ascii="Times New Roman" w:hAnsi="Times New Roman" w:cs="Times New Roman"/>
-          <w:sz w:val="24"/>
-          <w:szCs w:val="24"/>
-        </w:rPr>
+        <w:t>{client.inn}</w:t>
       </w:r>
     </w:p>
     <w:p>
@@ -1878,110 +1872,52 @@
           <w:szCs w:val="24"/>
         </w:rPr>
       </w:pPr>
-      <w:r>
-        <w:rPr>
-          <w:rFonts w:ascii="Times New Roman" w:hAnsi="Times New Roman" w:cs="Times New Roman"/>
-          <w:sz w:val="24"/>
-          <w:szCs w:val="24"/>
-        </w:rPr>
-        <w:t>2. Настоящий АКТ является неотъемлемой частью Договора №{contract.number} от {contract.date}, оформлен в установленном порядке, содержит перечень выполняемых работ, предоставленных «Исполнителем»</w:t>
-      </w:r>
-      <w:r>
-        <w:rPr>
-          <w:rFonts w:ascii="Times New Roman" w:hAnsi="Times New Roman" w:cs="Times New Roman"/>
-          <w:sz w:val="24"/>
-          <w:szCs w:val="24"/>
-        </w:rPr>
-      </w:r>
-      <w:r>
-        <w:rPr>
-          <w:rFonts w:ascii="Times New Roman" w:hAnsi="Times New Roman" w:cs="Times New Roman"/>
-          <w:b/>
-          <w:sz w:val="24"/>
-          <w:szCs w:val="24"/>
-        </w:rPr>
-      </w:r>
-      <w:r>
-        <w:rPr>
-          <w:rFonts w:ascii="Times New Roman" w:hAnsi="Times New Roman" w:cs="Times New Roman"/>
-          <w:sz w:val="24"/>
-          <w:szCs w:val="24"/>
-        </w:rPr>
-      </w:r>
-      <w:r>
-        <w:rPr>
-          <w:rFonts w:ascii="Times New Roman" w:hAnsi="Times New Roman" w:cs="Times New Roman"/>
-          <w:b/>
-          <w:sz w:val="24"/>
-          <w:szCs w:val="24"/>
-        </w:rPr>
-      </w:r>
-      <w:r>
-        <w:rPr>
-          <w:rFonts w:ascii="Times New Roman" w:hAnsi="Times New Roman" w:cs="Times New Roman"/>
-          <w:b/>
-          <w:sz w:val="24"/>
-          <w:szCs w:val="24"/>
-          <w:u w:val="single"/>
-        </w:rPr>
-      </w:r>
-      <w:r>
-        <w:rPr>
-          <w:rFonts w:ascii="Times New Roman" w:hAnsi="Times New Roman" w:cs="Times New Roman"/>
-          <w:b/>
-          <w:sz w:val="24"/>
-          <w:szCs w:val="24"/>
-          <w:u w:val="single"/>
-        </w:rPr>
-      </w:r>
-      <w:r>
-        <w:rPr>
-          <w:rFonts w:ascii="Times New Roman" w:hAnsi="Times New Roman" w:cs="Times New Roman"/>
-          <w:b/>
-          <w:sz w:val="24"/>
-          <w:szCs w:val="24"/>
-        </w:rPr>
-      </w:r>
-      <w:r>
-        <w:rPr>
-          <w:rFonts w:ascii="Times New Roman" w:hAnsi="Times New Roman" w:cs="Times New Roman"/>
-          <w:b/>
-          <w:sz w:val="24"/>
-          <w:szCs w:val="24"/>
-        </w:rPr>
-      </w:r>
-      <w:r>
-        <w:rPr>
-          <w:rFonts w:ascii="Times New Roman" w:hAnsi="Times New Roman" w:cs="Times New Roman"/>
-          <w:b/>
-          <w:sz w:val="24"/>
-          <w:szCs w:val="24"/>
-        </w:rPr>
-      </w:r>
-      <w:r>
-        <w:rPr>
-          <w:rFonts w:ascii="Times New Roman" w:hAnsi="Times New Roman" w:cs="Times New Roman"/>
-          <w:b/>
-          <w:sz w:val="24"/>
-          <w:szCs w:val="24"/>
-        </w:rPr>
-      </w:r>
       <w:bookmarkStart w:id="0" w:name="_GoBack"/>
       <w:bookmarkEnd w:id="0"/>
       <w:r>
         <w:rPr>
           <w:rFonts w:ascii="Times New Roman" w:hAnsi="Times New Roman" w:cs="Times New Roman"/>
-          <w:b/>
-          <w:sz w:val="24"/>
-          <w:szCs w:val="24"/>
-        </w:rPr>
-      </w:r>
-      <w:r>
-        <w:rPr>
-          <w:rFonts w:ascii="Times New Roman" w:hAnsi="Times New Roman" w:cs="Times New Roman"/>
-          <w:sz w:val="24"/>
-          <w:szCs w:val="24"/>
-        </w:rPr>
+          <w:b w:val="0"/>
+          <w:sz w:val="24"/>
+          <w:szCs w:val="24"/>
+        </w:rPr>
+        <w:t xml:space="preserve">2. Настоящий АКТ является неотъемлемой частью Договора </w:t>
+      </w:r>
+      <w:r>
+        <w:rPr>
+          <w:rFonts w:ascii="Times New Roman" w:hAnsi="Times New Roman" w:cs="Times New Roman"/>
+          <w:b/>
+          <w:sz w:val="24"/>
+          <w:szCs w:val="24"/>
+        </w:rPr>
+        <w:t>№</w:t>
+      </w:r>
+      <w:r>
+        <w:rPr>
+          <w:rFonts w:ascii="Times New Roman" w:hAnsi="Times New Roman" w:cs="Times New Roman"/>
+          <w:b w:val="0"/>
+          <w:sz w:val="24"/>
+          <w:szCs w:val="24"/>
+        </w:rPr>
+        <w:t xml:space="preserve">{contract.number} </w:t>
+      </w:r>
+      <w:r>
+        <w:rPr>
+          <w:rFonts w:ascii="Times New Roman" w:hAnsi="Times New Roman" w:cs="Times New Roman"/>
+          <w:b/>
+          <w:sz w:val="24"/>
+          <w:szCs w:val="24"/>
+        </w:rPr>
+        <w:t>от {contract.date}</w:t>
+      </w:r>
+      <w:r>
+        <w:rPr>
+          <w:rFonts w:ascii="Times New Roman" w:hAnsi="Times New Roman" w:cs="Times New Roman"/>
+          <w:b w:val="0"/>
+          <w:sz w:val="24"/>
+          <w:szCs w:val="24"/>
+        </w:rPr>
+        <w:t>, оформлен в установленном порядке, содержит перечень выполняемых работ, предоставленных «Исполнителем»</w:t>
       </w:r>
     </w:p>
     <w:p>
@@ -2050,7 +1986,7 @@
           <w:sz w:val="24"/>
           <w:szCs w:val="24"/>
         </w:rPr>
-        <w:t>Фамилия</w:t>
+        <w:t>Фамилия Имя Отчество: {act.responsibleName}</w:t>
       </w:r>
       <w:r>
         <w:rPr>
@@ -2059,15 +1995,13 @@
           <w:sz w:val="24"/>
           <w:szCs w:val="24"/>
         </w:rPr>
-        <w:t xml:space="preserve"> </w:t>
-      </w:r>
-      <w:r>
-        <w:rPr>
-          <w:rFonts w:ascii="Times New Roman" w:hAnsi="Times New Roman" w:cs="Times New Roman"/>
-          <w:sz w:val="24"/>
-          <w:szCs w:val="24"/>
-        </w:rPr>
-        <w:t>Имя</w:t>
+      </w:r>
+      <w:r>
+        <w:rPr>
+          <w:rFonts w:ascii="Times New Roman" w:hAnsi="Times New Roman" w:cs="Times New Roman"/>
+          <w:sz w:val="24"/>
+          <w:szCs w:val="24"/>
+        </w:rPr>
       </w:r>
       <w:r>
         <w:rPr>
@@ -2076,7 +2010,6 @@
           <w:sz w:val="24"/>
           <w:szCs w:val="24"/>
         </w:rPr>
-        <w:t xml:space="preserve"> </w:t>
       </w:r>
       <w:r>
         <w:rPr>
@@ -2085,15 +2018,13 @@
           <w:sz w:val="24"/>
           <w:szCs w:val="24"/>
         </w:rPr>
-        <w:t>Отчество</w:t>
-      </w:r>
-      <w:r>
-        <w:rPr>
-          <w:rFonts w:ascii="Times New Roman" w:hAnsi="Times New Roman" w:cs="Times New Roman"/>
-          <w:sz w:val="24"/>
-          <w:szCs w:val="24"/>
-        </w:rPr>
-        <w:tab/>
+      </w:r>
+      <w:r>
+        <w:rPr>
+          <w:rFonts w:ascii="Times New Roman" w:hAnsi="Times New Roman" w:cs="Times New Roman"/>
+          <w:sz w:val="24"/>
+          <w:szCs w:val="24"/>
+        </w:rPr>
       </w:r>
       <w:r>
         <w:rPr>
@@ -2102,15 +2033,6 @@
           <w:szCs w:val="24"/>
           <w:u w:val="single" w:color="767676"/>
         </w:rPr>
-        <w:tab/>
-      </w:r>
-      <w:r>
-        <w:rPr>
-          <w:rFonts w:ascii="Times New Roman" w:hAnsi="Times New Roman" w:cs="Times New Roman"/>
-          <w:sz w:val="24"/>
-          <w:szCs w:val="24"/>
-        </w:rPr>
-        <w:t>{act.responsibleName}</w:t>
       </w:r>
     </w:p>
     <w:p>
@@ -2144,15 +2066,14 @@
           <w:sz w:val="24"/>
           <w:szCs w:val="24"/>
         </w:rPr>
-        <w:t>Должность</w:t>
-      </w:r>
-      <w:r>
-        <w:rPr>
-          <w:rFonts w:ascii="Times New Roman" w:hAnsi="Times New Roman" w:cs="Times New Roman"/>
-          <w:sz w:val="24"/>
-          <w:szCs w:val="24"/>
-        </w:rPr>
-        <w:tab/>
+        <w:t>Должность: {act.responsibleRole}</w:t>
+      </w:r>
+      <w:r>
+        <w:rPr>
+          <w:rFonts w:ascii="Times New Roman" w:hAnsi="Times New Roman" w:cs="Times New Roman"/>
+          <w:sz w:val="24"/>
+          <w:szCs w:val="24"/>
+        </w:rPr>
       </w:r>
       <w:r>
         <w:rPr>
@@ -2161,17 +2082,6 @@
           <w:szCs w:val="24"/>
           <w:u w:val="single" w:color="767676"/>
         </w:rPr>
-        <w:tab/>
-      </w:r>
-      <w:r>
-        <w:rPr>
-          <w:rFonts w:ascii="Times New Roman" w:hAnsi="Times New Roman" w:cs="Times New Roman"/>
-          <w:spacing w:val="-2"/>
-          <w:w w:val="105"/>
-          <w:sz w:val="24"/>
-          <w:szCs w:val="24"/>
-        </w:rPr>
-        <w:t>{act.responsibleRole}</w:t>
       </w:r>
     </w:p>
     <w:p>
@@ -2205,7 +2115,7 @@
           <w:sz w:val="24"/>
           <w:szCs w:val="24"/>
         </w:rPr>
-        <w:t>Телефо</w:t>
+        <w:t>Телефон: {act.responsiblePhone}</w:t>
       </w:r>
       <w:r>
         <w:rPr>
@@ -2214,15 +2124,13 @@
           <w:sz w:val="24"/>
           <w:szCs w:val="24"/>
         </w:rPr>
-        <w:t>н</w:t>
-      </w:r>
-      <w:r>
-        <w:rPr>
-          <w:rFonts w:ascii="Times New Roman" w:hAnsi="Times New Roman" w:cs="Times New Roman"/>
-          <w:sz w:val="24"/>
-          <w:szCs w:val="24"/>
-        </w:rPr>
-        <w:tab/>
+      </w:r>
+      <w:r>
+        <w:rPr>
+          <w:rFonts w:ascii="Times New Roman" w:hAnsi="Times New Roman" w:cs="Times New Roman"/>
+          <w:sz w:val="24"/>
+          <w:szCs w:val="24"/>
+        </w:rPr>
       </w:r>
       <w:r>
         <w:rPr>
@@ -2232,7 +2140,6 @@
           <w:szCs w:val="24"/>
           <w:u w:val="single" w:color="767676"/>
         </w:rPr>
-        <w:t xml:space="preserve"> </w:t>
       </w:r>
       <w:r>
         <w:rPr>
@@ -2241,17 +2148,6 @@
           <w:szCs w:val="24"/>
           <w:u w:val="single" w:color="767676"/>
         </w:rPr>
-        <w:tab/>
-      </w:r>
-      <w:r>
-        <w:rPr>
-          <w:rFonts w:ascii="Times New Roman" w:hAnsi="Times New Roman" w:cs="Times New Roman"/>
-          <w:spacing w:val="-1"/>
-          <w:w w:val="105"/>
-          <w:sz w:val="24"/>
-          <w:szCs w:val="24"/>
-        </w:rPr>
-        <w:t>{act.responsiblePhone}</w:t>
       </w:r>
     </w:p>
     <w:p>

--- a/templates/work-completion-report.docx
+++ b/templates/work-completion-report.docx
@@ -470,579 +470,610 @@
         </w:sectPr>
       </w:pPr>
     </w:p>
+    <w:tbl>
+      <w:tblPr>
+        <w:tblW w:type="auto" w:w="0"/>
+        <w:jc w:val="center"/>
+        <w:tblLook w:firstColumn="1" w:firstRow="1" w:lastColumn="0" w:lastRow="0" w:noHBand="0" w:noVBand="1" w:val="04A0"/>
+        <w:tblBorders>
+          <w:top w:val="none" w:sz="0"/>
+          <w:left w:val="none" w:sz="0"/>
+          <w:bottom w:val="none" w:sz="0"/>
+          <w:right w:val="none" w:sz="0"/>
+          <w:insideH w:val="none" w:sz="0"/>
+          <w:insideV w:val="none" w:sz="0"/>
+        </w:tblBorders>
+      </w:tblPr>
+      <w:tblGrid>
+        <w:gridCol w:w="5105"/>
+        <w:gridCol w:w="5105"/>
+      </w:tblGrid>
+      <w:tr>
+        <w:tc>
+          <w:tcPr>
+            <w:tcW w:type="dxa" w:w="5105"/>
+          </w:tcPr>
+          <w:p>
+            <w:pPr>
+              <w:pStyle w:val="a3"/>
+              <w:rPr>
+                <w:rFonts w:ascii="Times New Roman" w:hAnsi="Times New Roman" w:cs="Times New Roman"/>
+                <w:b/>
+                <w:sz w:val="24"/>
+                <w:szCs w:val="24"/>
+              </w:rPr>
+            </w:pPr>
+          </w:p>
+          <w:p>
+            <w:pPr>
+              <w:pStyle w:val="a3"/>
+              <w:spacing w:line="20" w:lineRule="exact"/>
+              <w:ind w:left="36" w:right="-778"/>
+              <w:rPr>
+                <w:rFonts w:ascii="Times New Roman" w:hAnsi="Times New Roman" w:cs="Times New Roman"/>
+                <w:sz w:val="24"/>
+                <w:szCs w:val="24"/>
+              </w:rPr>
+            </w:pPr>
+            <w:r>
+              <w:rPr>
+                <w:rFonts w:ascii="Times New Roman" w:hAnsi="Times New Roman" w:cs="Times New Roman"/>
+                <w:noProof/>
+                <w:sz w:val="24"/>
+                <w:szCs w:val="24"/>
+                <w:lang w:eastAsia="ru-RU"/>
+              </w:rPr>
+              <mc:AlternateContent>
+                <mc:Choice Requires="wpg">
+                  <w:drawing>
+                    <wp:inline distT="0" distB="0" distL="0" distR="0">
+                      <wp:extent cx="2878455" cy="7620"/>
+                      <wp:effectExtent l="9525" t="0" r="0" b="1905"/>
+                      <wp:docPr id="5" name="Group 5"/>
+                      <wp:cNvGraphicFramePr>
+                        <a:graphicFrameLocks xmlns:a="http://schemas.openxmlformats.org/drawingml/2006/main"/>
+                      </wp:cNvGraphicFramePr>
+                      <a:graphic xmlns:a="http://schemas.openxmlformats.org/drawingml/2006/main">
+                        <a:graphicData uri="http://schemas.microsoft.com/office/word/2010/wordprocessingGroup">
+                          <wpg:wgp>
+                            <wpg:cNvGrpSpPr>
+                              <a:grpSpLocks/>
+                            </wpg:cNvGrpSpPr>
+                            <wpg:grpSpPr>
+                              <a:xfrm>
+                                <a:off x="0" y="0"/>
+                                <a:ext cx="2878455" cy="7620"/>
+                                <a:chOff x="0" y="0"/>
+                                <a:chExt cx="2878455" cy="7620"/>
+                              </a:xfrm>
+                            </wpg:grpSpPr>
+                            <wps:wsp>
+                              <wps:cNvPr id="6" name="Graphic 6"/>
+                              <wps:cNvSpPr/>
+                              <wps:spPr>
+                                <a:xfrm>
+                                  <a:off x="0" y="3594"/>
+                                  <a:ext cx="2878455" cy="1270"/>
+                                </a:xfrm>
+                                <a:custGeom>
+                                  <a:avLst/>
+                                  <a:gdLst/>
+                                  <a:ahLst/>
+                                  <a:cxnLst/>
+                                  <a:rect l="l" t="t" r="r" b="b"/>
+                                  <a:pathLst>
+                                    <a:path w="2878455">
+                                      <a:moveTo>
+                                        <a:pt x="0" y="0"/>
+                                      </a:moveTo>
+                                      <a:lnTo>
+                                        <a:pt x="2878328" y="0"/>
+                                      </a:lnTo>
+                                    </a:path>
+                                  </a:pathLst>
+                                </a:custGeom>
+                                <a:ln w="7188">
+                                  <a:solidFill>
+                                    <a:srgbClr val="52B567"/>
+                                  </a:solidFill>
+                                  <a:prstDash val="solid"/>
+                                </a:ln>
+                              </wps:spPr>
+                              <wps:bodyPr wrap="square" lIns="0" tIns="0" rIns="0" bIns="0" rtlCol="0">
+                                <a:prstTxWarp prst="textNoShape">
+                                  <a:avLst/>
+                                </a:prstTxWarp>
+                                <a:noAutofit/>
+                              </wps:bodyPr>
+                            </wps:wsp>
+                          </wpg:wgp>
+                        </a:graphicData>
+                      </a:graphic>
+                    </wp:inline>
+                  </w:drawing>
+                </mc:Choice>
+                <mc:Fallback>
+                  <w:pict>
+                    <v:group w14:anchorId="3616696C" id="Group 5" o:spid="_x0000_s1026" style="width:226.65pt;height:.6pt;mso-position-horizontal-relative:char;mso-position-vertical-relative:line" coordsize="28784,76" o:gfxdata="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">
+                      <v:shape id="Graphic 6" o:spid="_x0000_s1027" style="position:absolute;top:35;width:28784;height:13;visibility:visible;mso-wrap-style:square;v-text-anchor:top" coordsize="2878455,1270" o:gfxdata="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" path="m,l2878328,e" filled="f" strokecolor="#52b567" strokeweight=".19967mm">
+                        <v:path arrowok="t"/>
+                      </v:shape>
+                      <w10:anchorlock/>
+                    </v:group>
+                  </w:pict>
+                </mc:Fallback>
+              </mc:AlternateContent>
+            </w:r>
+          </w:p>
+          <w:p>
+            <w:pPr>
+              <w:pStyle w:val="1"/>
+              <w:ind w:left="0"/>
+              <w:rPr>
+                <w:rFonts w:ascii="Times New Roman" w:hAnsi="Times New Roman" w:cs="Times New Roman"/>
+                <w:sz w:val="24"/>
+                <w:szCs w:val="24"/>
+              </w:rPr>
+            </w:pPr>
+            <w:r>
+              <w:rPr>
+                <w:rFonts w:ascii="Times New Roman" w:hAnsi="Times New Roman" w:cs="Times New Roman"/>
+                <w:w w:val="110"/>
+                <w:sz w:val="24"/>
+                <w:szCs w:val="24"/>
+              </w:rPr>
+              <w:t>{client.shortName}</w:t>
+            </w:r>
+            <w:r>
+              <w:rPr>
+                <w:rFonts w:ascii="Times New Roman" w:hAnsi="Times New Roman" w:cs="Times New Roman"/>
+                <w:spacing w:val="-14"/>
+                <w:w w:val="110"/>
+                <w:sz w:val="24"/>
+                <w:szCs w:val="24"/>
+              </w:rPr>
+            </w:r>
+            <w:r>
+              <w:rPr>
+                <w:rFonts w:ascii="Times New Roman" w:hAnsi="Times New Roman" w:cs="Times New Roman"/>
+                <w:spacing w:val="-2"/>
+                <w:w w:val="110"/>
+                <w:sz w:val="24"/>
+                <w:szCs w:val="24"/>
+              </w:rPr>
+            </w:r>
+            <w:r>
+              <w:rPr>
+                <w:rFonts w:ascii="Times New Roman" w:hAnsi="Times New Roman" w:cs="Times New Roman"/>
+                <w:spacing w:val="-2"/>
+                <w:w w:val="110"/>
+                <w:sz w:val="24"/>
+                <w:szCs w:val="24"/>
+              </w:rPr>
+            </w:r>
+          </w:p>
+          <w:p>
+            <w:pPr>
+              <w:pBdr>
+                <w:top w:val="nil"/>
+                <w:left w:val="nil"/>
+                <w:bottom w:val="nil"/>
+                <w:right w:val="nil"/>
+                <w:between w:val="nil"/>
+              </w:pBdr>
+              <w:jc w:val="both"/>
+              <w:rPr>
+                <w:rFonts w:ascii="Times New Roman" w:hAnsi="Times New Roman" w:cs="Times New Roman"/>
+                <w:sz w:val="24"/>
+                <w:szCs w:val="24"/>
+              </w:rPr>
+            </w:pPr>
+            <w:r>
+              <w:rPr>
+                <w:rFonts w:ascii="Times New Roman" w:hAnsi="Times New Roman" w:cs="Times New Roman"/>
+                <w:b/>
+                <w:w w:val="105"/>
+                <w:sz w:val="24"/>
+                <w:szCs w:val="24"/>
+              </w:rPr>
+              <w:t xml:space="preserve">ИНН: </w:t>
+            </w:r>
+            <w:r>
+              <w:rPr>
+                <w:rFonts w:ascii="Times New Roman" w:hAnsi="Times New Roman" w:cs="Times New Roman"/>
+                <w:b w:val="0"/>
+                <w:w w:val="105"/>
+                <w:sz w:val="24"/>
+                <w:szCs w:val="24"/>
+              </w:rPr>
+              <w:t>{client.inn}</w:t>
+            </w:r>
+          </w:p>
+          <w:p>
+            <w:pPr>
+              <w:pStyle w:val="a3"/>
+              <w:spacing w:before="6" w:line="244" w:lineRule="auto"/>
+              <w:rPr>
+                <w:rFonts w:ascii="Times New Roman" w:hAnsi="Times New Roman" w:cs="Times New Roman"/>
+                <w:sz w:val="24"/>
+                <w:szCs w:val="24"/>
+              </w:rPr>
+            </w:pPr>
+            <w:r>
+              <w:rPr>
+                <w:rFonts w:ascii="Times New Roman" w:hAnsi="Times New Roman" w:cs="Times New Roman"/>
+                <w:b/>
+                <w:w w:val="105"/>
+                <w:sz w:val="24"/>
+                <w:szCs w:val="24"/>
+              </w:rPr>
+              <w:t>Контакт:</w:t>
+            </w:r>
+            <w:r>
+              <w:rPr>
+                <w:rFonts w:ascii="Times New Roman" w:hAnsi="Times New Roman" w:cs="Times New Roman"/>
+                <w:b/>
+                <w:w w:val="105"/>
+                <w:sz w:val="24"/>
+                <w:szCs w:val="24"/>
+              </w:rPr>
+              <w:t xml:space="preserve"> </w:t>
+            </w:r>
+            <w:r>
+              <w:rPr>
+                <w:rFonts w:ascii="Times New Roman" w:hAnsi="Times New Roman" w:cs="Times New Roman"/>
+                <w:b/>
+                <w:w w:val="105"/>
+                <w:sz w:val="24"/>
+                <w:szCs w:val="24"/>
+              </w:rPr>
+              <w:br/>
+            </w:r>
+            <w:r>
+              <w:rPr>
+                <w:rFonts w:ascii="Times New Roman" w:hAnsi="Times New Roman" w:cs="Times New Roman"/>
+                <w:w w:val="105"/>
+                <w:sz w:val="24"/>
+                <w:szCs w:val="24"/>
+              </w:rPr>
+              <w:t>{act.responsibleName}</w:t>
+            </w:r>
+            <w:r>
+              <w:rPr>
+                <w:rFonts w:ascii="Times New Roman" w:hAnsi="Times New Roman" w:cs="Times New Roman"/>
+                <w:w w:val="105"/>
+                <w:sz w:val="24"/>
+                <w:szCs w:val="24"/>
+              </w:rPr>
+              <w:br/>
+            </w:r>
+            <w:r>
+              <w:rPr>
+                <w:rFonts w:ascii="Times New Roman" w:hAnsi="Times New Roman" w:cs="Times New Roman"/>
+                <w:b/>
+                <w:spacing w:val="-1"/>
+                <w:w w:val="105"/>
+                <w:sz w:val="24"/>
+                <w:szCs w:val="24"/>
+              </w:rPr>
+              <w:t xml:space="preserve">Мобильный: </w:t>
+            </w:r>
+            <w:r>
+              <w:rPr>
+                <w:rFonts w:ascii="Times New Roman" w:hAnsi="Times New Roman" w:cs="Times New Roman"/>
+                <w:spacing w:val="-1"/>
+                <w:w w:val="105"/>
+                <w:sz w:val="24"/>
+                <w:szCs w:val="24"/>
+              </w:rPr>
+              <w:t>{act.responsiblePhone}</w:t>
+            </w:r>
+          </w:p>
+        </w:tc>
+        <w:tc>
+          <w:tcPr>
+            <w:tcW w:type="dxa" w:w="5105"/>
+          </w:tcPr>
+          <w:p>
+            <w:pPr>
+              <w:spacing w:before="9" w:after="25"/>
+              <w:rPr>
+                <w:rFonts w:ascii="Times New Roman" w:hAnsi="Times New Roman" w:cs="Times New Roman"/>
+                <w:sz w:val="24"/>
+                <w:szCs w:val="24"/>
+              </w:rPr>
+            </w:pPr>
+            <w:r>
+              <w:rPr>
+                <w:rFonts w:ascii="Times New Roman" w:hAnsi="Times New Roman" w:cs="Times New Roman"/>
+                <w:sz w:val="24"/>
+                <w:szCs w:val="24"/>
+              </w:rPr>
+            </w:r>
+          </w:p>
+          <w:p>
+            <w:pPr>
+              <w:pStyle w:val="a3"/>
+              <w:spacing w:line="20" w:lineRule="exact"/>
+              <w:ind w:left="36" w:right="-29"/>
+              <w:rPr>
+                <w:rFonts w:ascii="Times New Roman" w:hAnsi="Times New Roman" w:cs="Times New Roman"/>
+                <w:sz w:val="24"/>
+                <w:szCs w:val="24"/>
+              </w:rPr>
+            </w:pPr>
+            <w:r>
+              <w:rPr>
+                <w:rFonts w:ascii="Times New Roman" w:hAnsi="Times New Roman" w:cs="Times New Roman"/>
+                <w:noProof/>
+                <w:sz w:val="24"/>
+                <w:szCs w:val="24"/>
+                <w:lang w:eastAsia="ru-RU"/>
+              </w:rPr>
+              <mc:AlternateContent>
+                <mc:Choice Requires="wpg">
+                  <w:drawing>
+                    <wp:inline distT="0" distB="0" distL="0" distR="0">
+                      <wp:extent cx="2878455" cy="7620"/>
+                      <wp:effectExtent l="9525" t="0" r="0" b="1905"/>
+                      <wp:docPr id="7" name="Group 7"/>
+                      <wp:cNvGraphicFramePr>
+                        <a:graphicFrameLocks xmlns:a="http://schemas.openxmlformats.org/drawingml/2006/main"/>
+                      </wp:cNvGraphicFramePr>
+                      <a:graphic xmlns:a="http://schemas.openxmlformats.org/drawingml/2006/main">
+                        <a:graphicData uri="http://schemas.microsoft.com/office/word/2010/wordprocessingGroup">
+                          <wpg:wgp>
+                            <wpg:cNvGrpSpPr>
+                              <a:grpSpLocks/>
+                            </wpg:cNvGrpSpPr>
+                            <wpg:grpSpPr>
+                              <a:xfrm>
+                                <a:off x="0" y="0"/>
+                                <a:ext cx="2878455" cy="7620"/>
+                                <a:chOff x="0" y="0"/>
+                                <a:chExt cx="2878455" cy="7620"/>
+                              </a:xfrm>
+                            </wpg:grpSpPr>
+                            <wps:wsp>
+                              <wps:cNvPr id="8" name="Graphic 8"/>
+                              <wps:cNvSpPr/>
+                              <wps:spPr>
+                                <a:xfrm>
+                                  <a:off x="0" y="3594"/>
+                                  <a:ext cx="2878455" cy="1270"/>
+                                </a:xfrm>
+                                <a:custGeom>
+                                  <a:avLst/>
+                                  <a:gdLst/>
+                                  <a:ahLst/>
+                                  <a:cxnLst/>
+                                  <a:rect l="l" t="t" r="r" b="b"/>
+                                  <a:pathLst>
+                                    <a:path w="2878455">
+                                      <a:moveTo>
+                                        <a:pt x="0" y="0"/>
+                                      </a:moveTo>
+                                      <a:lnTo>
+                                        <a:pt x="2878328" y="0"/>
+                                      </a:lnTo>
+                                    </a:path>
+                                  </a:pathLst>
+                                </a:custGeom>
+                                <a:ln w="7188">
+                                  <a:solidFill>
+                                    <a:srgbClr val="52B567"/>
+                                  </a:solidFill>
+                                  <a:prstDash val="solid"/>
+                                </a:ln>
+                              </wps:spPr>
+                              <wps:bodyPr wrap="square" lIns="0" tIns="0" rIns="0" bIns="0" rtlCol="0">
+                                <a:prstTxWarp prst="textNoShape">
+                                  <a:avLst/>
+                                </a:prstTxWarp>
+                                <a:noAutofit/>
+                              </wps:bodyPr>
+                            </wps:wsp>
+                          </wpg:wgp>
+                        </a:graphicData>
+                      </a:graphic>
+                    </wp:inline>
+                  </w:drawing>
+                </mc:Choice>
+                <mc:Fallback>
+                  <w:pict>
+                    <v:group w14:anchorId="13D60C2C" id="Group 7" o:spid="_x0000_s1026" style="width:226.65pt;height:.6pt;mso-position-horizontal-relative:char;mso-position-vertical-relative:line" coordsize="28784,76" o:gfxdata="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">
+                      <v:shape id="Graphic 8" o:spid="_x0000_s1027" style="position:absolute;top:35;width:28784;height:13;visibility:visible;mso-wrap-style:square;v-text-anchor:top" coordsize="2878455,1270" o:gfxdata="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" path="m,l2878328,e" filled="f" strokecolor="#52b567" strokeweight=".19967mm">
+                        <v:path arrowok="t"/>
+                      </v:shape>
+                      <w10:anchorlock/>
+                    </v:group>
+                  </w:pict>
+                </mc:Fallback>
+              </mc:AlternateContent>
+            </w:r>
+          </w:p>
+          <w:p>
+            <w:pPr>
+              <w:pStyle w:val="1"/>
+              <w:ind w:left="0"/>
+              <w:rPr>
+                <w:rFonts w:ascii="Times New Roman" w:hAnsi="Times New Roman" w:cs="Times New Roman"/>
+                <w:sz w:val="24"/>
+                <w:szCs w:val="24"/>
+              </w:rPr>
+            </w:pPr>
+            <w:r>
+              <w:rPr>
+                <w:rFonts w:ascii="Times New Roman" w:hAnsi="Times New Roman" w:cs="Times New Roman"/>
+                <w:w w:val="110"/>
+                <w:sz w:val="24"/>
+                <w:szCs w:val="24"/>
+              </w:rPr>
+              <w:t xml:space="preserve"> </w:t>
+            </w:r>
+            <w:r>
+              <w:rPr>
+                <w:rFonts w:ascii="Times New Roman" w:hAnsi="Times New Roman" w:cs="Times New Roman"/>
+                <w:w w:val="110"/>
+                <w:sz w:val="24"/>
+                <w:szCs w:val="24"/>
+              </w:rPr>
+              <w:t>ИП Белавина О.В.</w:t>
+            </w:r>
+          </w:p>
+          <w:p>
+            <w:pPr>
+              <w:spacing w:before="5"/>
+              <w:rPr>
+                <w:rFonts w:ascii="Times New Roman" w:hAnsi="Times New Roman" w:cs="Times New Roman"/>
+                <w:sz w:val="24"/>
+                <w:szCs w:val="24"/>
+              </w:rPr>
+            </w:pPr>
+            <w:r>
+              <w:rPr>
+                <w:rFonts w:ascii="Times New Roman" w:hAnsi="Times New Roman" w:cs="Times New Roman"/>
+                <w:b/>
+                <w:w w:val="105"/>
+                <w:sz w:val="24"/>
+                <w:szCs w:val="24"/>
+              </w:rPr>
+              <w:t xml:space="preserve"> </w:t>
+            </w:r>
+            <w:r>
+              <w:rPr>
+                <w:rFonts w:ascii="Times New Roman" w:hAnsi="Times New Roman" w:cs="Times New Roman"/>
+                <w:b/>
+                <w:w w:val="105"/>
+                <w:sz w:val="24"/>
+                <w:szCs w:val="24"/>
+              </w:rPr>
+              <w:t>ИНН:</w:t>
+            </w:r>
+            <w:r>
+              <w:rPr>
+                <w:rFonts w:ascii="Times New Roman" w:hAnsi="Times New Roman" w:cs="Times New Roman"/>
+                <w:b/>
+                <w:spacing w:val="2"/>
+                <w:w w:val="105"/>
+                <w:sz w:val="24"/>
+                <w:szCs w:val="24"/>
+              </w:rPr>
+              <w:t xml:space="preserve"> </w:t>
+            </w:r>
+            <w:r>
+              <w:rPr>
+                <w:rFonts w:ascii="Times New Roman" w:hAnsi="Times New Roman" w:cs="Times New Roman"/>
+                <w:spacing w:val="-2"/>
+                <w:w w:val="105"/>
+                <w:sz w:val="24"/>
+                <w:szCs w:val="24"/>
+              </w:rPr>
+              <w:t>231507022304</w:t>
+            </w:r>
+            <w:r>
+              <w:rPr>
+                <w:rFonts w:ascii="Times New Roman" w:hAnsi="Times New Roman" w:cs="Times New Roman"/>
+                <w:spacing w:val="-2"/>
+                <w:w w:val="105"/>
+                <w:sz w:val="24"/>
+                <w:szCs w:val="24"/>
+              </w:rPr>
+              <w:br/>
+              <w:t xml:space="preserve"> </w:t>
+            </w:r>
+            <w:r>
+              <w:rPr>
+                <w:rFonts w:ascii="Times New Roman" w:hAnsi="Times New Roman" w:cs="Times New Roman"/>
+                <w:b/>
+                <w:spacing w:val="-2"/>
+                <w:w w:val="105"/>
+                <w:sz w:val="24"/>
+                <w:szCs w:val="24"/>
+              </w:rPr>
+              <w:t>ОГРНИП:</w:t>
+            </w:r>
+            <w:r>
+              <w:rPr>
+                <w:rFonts w:ascii="Times New Roman" w:hAnsi="Times New Roman" w:cs="Times New Roman"/>
+                <w:spacing w:val="-2"/>
+                <w:w w:val="105"/>
+                <w:sz w:val="24"/>
+                <w:szCs w:val="24"/>
+              </w:rPr>
+              <w:t>321237500467390</w:t>
+            </w:r>
+            <w:r>
+              <w:rPr>
+                <w:rFonts w:ascii="Times New Roman" w:hAnsi="Times New Roman" w:cs="Times New Roman"/>
+                <w:spacing w:val="-2"/>
+                <w:w w:val="105"/>
+                <w:sz w:val="24"/>
+                <w:szCs w:val="24"/>
+              </w:rPr>
+              <w:br/>
+            </w:r>
+            <w:r>
+              <w:rPr>
+                <w:rFonts w:ascii="Times New Roman" w:hAnsi="Times New Roman" w:cs="Times New Roman"/>
+                <w:b/>
+                <w:w w:val="105"/>
+                <w:sz w:val="24"/>
+                <w:szCs w:val="24"/>
+              </w:rPr>
+              <w:t xml:space="preserve"> </w:t>
+            </w:r>
+            <w:r>
+              <w:rPr>
+                <w:rFonts w:ascii="Times New Roman" w:hAnsi="Times New Roman" w:cs="Times New Roman"/>
+                <w:b/>
+                <w:w w:val="105"/>
+                <w:sz w:val="24"/>
+                <w:szCs w:val="24"/>
+              </w:rPr>
+              <w:t>Дезинфектор:</w:t>
+            </w:r>
+            <w:r>
+              <w:rPr>
+                <w:rFonts w:ascii="Times New Roman" w:hAnsi="Times New Roman" w:cs="Times New Roman"/>
+                <w:b/>
+                <w:spacing w:val="-10"/>
+                <w:w w:val="105"/>
+                <w:sz w:val="24"/>
+                <w:szCs w:val="24"/>
+              </w:rPr>
+              <w:t xml:space="preserve"> </w:t>
+            </w:r>
+            <w:r>
+              <w:rPr>
+                <w:rFonts w:ascii="Times New Roman" w:hAnsi="Times New Roman" w:cs="Times New Roman"/>
+                <w:w w:val="105"/>
+                <w:sz w:val="24"/>
+                <w:szCs w:val="24"/>
+              </w:rPr>
+              <w:t>{act.disinfector}</w:t>
+            </w:r>
+            <w:r>
+              <w:rPr>
+                <w:rFonts w:ascii="Times New Roman" w:hAnsi="Times New Roman" w:cs="Times New Roman"/>
+                <w:w w:val="105"/>
+                <w:sz w:val="24"/>
+                <w:szCs w:val="24"/>
+              </w:rPr>
+            </w:r>
+          </w:p>
+        </w:tc>
+      </w:tr>
+    </w:tbl>
     <w:p>
       <w:pPr>
-        <w:pStyle w:val="a3"/>
-        <w:rPr>
-          <w:rFonts w:ascii="Times New Roman" w:hAnsi="Times New Roman" w:cs="Times New Roman"/>
-          <w:b/>
-          <w:sz w:val="24"/>
-          <w:szCs w:val="24"/>
-        </w:rPr>
-      </w:pPr>
-    </w:p>
-    <w:p>
-      <w:pPr>
-        <w:pStyle w:val="a3"/>
-        <w:spacing w:line="20" w:lineRule="exact"/>
-        <w:ind w:left="36" w:right="-778"/>
-        <w:rPr>
-          <w:rFonts w:ascii="Times New Roman" w:hAnsi="Times New Roman" w:cs="Times New Roman"/>
-          <w:sz w:val="24"/>
-          <w:szCs w:val="24"/>
-        </w:rPr>
-      </w:pPr>
-      <w:r>
-        <w:rPr>
-          <w:rFonts w:ascii="Times New Roman" w:hAnsi="Times New Roman" w:cs="Times New Roman"/>
-          <w:noProof/>
-          <w:sz w:val="24"/>
-          <w:szCs w:val="24"/>
-          <w:lang w:eastAsia="ru-RU"/>
-        </w:rPr>
-        <mc:AlternateContent>
-          <mc:Choice Requires="wpg">
-            <w:drawing>
-              <wp:inline distT="0" distB="0" distL="0" distR="0">
-                <wp:extent cx="2878455" cy="7620"/>
-                <wp:effectExtent l="9525" t="0" r="0" b="1905"/>
-                <wp:docPr id="5" name="Group 5"/>
-                <wp:cNvGraphicFramePr>
-                  <a:graphicFrameLocks xmlns:a="http://schemas.openxmlformats.org/drawingml/2006/main"/>
-                </wp:cNvGraphicFramePr>
-                <a:graphic xmlns:a="http://schemas.openxmlformats.org/drawingml/2006/main">
-                  <a:graphicData uri="http://schemas.microsoft.com/office/word/2010/wordprocessingGroup">
-                    <wpg:wgp>
-                      <wpg:cNvGrpSpPr>
-                        <a:grpSpLocks/>
-                      </wpg:cNvGrpSpPr>
-                      <wpg:grpSpPr>
-                        <a:xfrm>
-                          <a:off x="0" y="0"/>
-                          <a:ext cx="2878455" cy="7620"/>
-                          <a:chOff x="0" y="0"/>
-                          <a:chExt cx="2878455" cy="7620"/>
-                        </a:xfrm>
-                      </wpg:grpSpPr>
-                      <wps:wsp>
-                        <wps:cNvPr id="6" name="Graphic 6"/>
-                        <wps:cNvSpPr/>
-                        <wps:spPr>
-                          <a:xfrm>
-                            <a:off x="0" y="3594"/>
-                            <a:ext cx="2878455" cy="1270"/>
-                          </a:xfrm>
-                          <a:custGeom>
-                            <a:avLst/>
-                            <a:gdLst/>
-                            <a:ahLst/>
-                            <a:cxnLst/>
-                            <a:rect l="l" t="t" r="r" b="b"/>
-                            <a:pathLst>
-                              <a:path w="2878455">
-                                <a:moveTo>
-                                  <a:pt x="0" y="0"/>
-                                </a:moveTo>
-                                <a:lnTo>
-                                  <a:pt x="2878328" y="0"/>
-                                </a:lnTo>
-                              </a:path>
-                            </a:pathLst>
-                          </a:custGeom>
-                          <a:ln w="7188">
-                            <a:solidFill>
-                              <a:srgbClr val="52B567"/>
-                            </a:solidFill>
-                            <a:prstDash val="solid"/>
-                          </a:ln>
-                        </wps:spPr>
-                        <wps:bodyPr wrap="square" lIns="0" tIns="0" rIns="0" bIns="0" rtlCol="0">
-                          <a:prstTxWarp prst="textNoShape">
-                            <a:avLst/>
-                          </a:prstTxWarp>
-                          <a:noAutofit/>
-                        </wps:bodyPr>
-                      </wps:wsp>
-                    </wpg:wgp>
-                  </a:graphicData>
-                </a:graphic>
-              </wp:inline>
-            </w:drawing>
-          </mc:Choice>
-          <mc:Fallback>
-            <w:pict>
-              <v:group w14:anchorId="3616696C" id="Group 5" o:spid="_x0000_s1026" style="width:226.65pt;height:.6pt;mso-position-horizontal-relative:char;mso-position-vertical-relative:line" coordsize="28784,76" o:gfxdata="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">
-                <v:shape id="Graphic 6" o:spid="_x0000_s1027" style="position:absolute;top:35;width:28784;height:13;visibility:visible;mso-wrap-style:square;v-text-anchor:top" coordsize="2878455,1270" o:gfxdata="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" path="m,l2878328,e" filled="f" strokecolor="#52b567" strokeweight=".19967mm">
-                  <v:path arrowok="t"/>
-                </v:shape>
-                <w10:anchorlock/>
-              </v:group>
-            </w:pict>
-          </mc:Fallback>
-        </mc:AlternateContent>
-      </w:r>
-    </w:p>
-    <w:p>
-      <w:pPr>
-        <w:pStyle w:val="1"/>
-        <w:ind w:left="0"/>
-        <w:rPr>
-          <w:rFonts w:ascii="Times New Roman" w:hAnsi="Times New Roman" w:cs="Times New Roman"/>
-          <w:sz w:val="24"/>
-          <w:szCs w:val="24"/>
-        </w:rPr>
-      </w:pPr>
-      <w:r>
-        <w:rPr>
-          <w:rFonts w:ascii="Times New Roman" w:hAnsi="Times New Roman" w:cs="Times New Roman"/>
-          <w:w w:val="110"/>
-          <w:sz w:val="24"/>
-          <w:szCs w:val="24"/>
-        </w:rPr>
-        <w:t>{client.shortName}</w:t>
-      </w:r>
-      <w:r>
-        <w:rPr>
-          <w:rFonts w:ascii="Times New Roman" w:hAnsi="Times New Roman" w:cs="Times New Roman"/>
-          <w:spacing w:val="-14"/>
-          <w:w w:val="110"/>
-          <w:sz w:val="24"/>
-          <w:szCs w:val="24"/>
-        </w:rPr>
-      </w:r>
-      <w:r>
-        <w:rPr>
-          <w:rFonts w:ascii="Times New Roman" w:hAnsi="Times New Roman" w:cs="Times New Roman"/>
-          <w:spacing w:val="-2"/>
-          <w:w w:val="110"/>
-          <w:sz w:val="24"/>
-          <w:szCs w:val="24"/>
-        </w:rPr>
-      </w:r>
-      <w:r>
-        <w:rPr>
-          <w:rFonts w:ascii="Times New Roman" w:hAnsi="Times New Roman" w:cs="Times New Roman"/>
-          <w:spacing w:val="-2"/>
-          <w:w w:val="110"/>
-          <w:sz w:val="24"/>
-          <w:szCs w:val="24"/>
-        </w:rPr>
-      </w:r>
-    </w:p>
-    <w:p>
-      <w:pPr>
-        <w:pBdr>
-          <w:top w:val="nil"/>
-          <w:left w:val="nil"/>
-          <w:bottom w:val="nil"/>
-          <w:right w:val="nil"/>
-          <w:between w:val="nil"/>
-        </w:pBdr>
-        <w:jc w:val="both"/>
-        <w:rPr>
-          <w:rFonts w:ascii="Times New Roman" w:hAnsi="Times New Roman" w:cs="Times New Roman"/>
-          <w:sz w:val="24"/>
-          <w:szCs w:val="24"/>
-        </w:rPr>
-      </w:pPr>
-      <w:r>
-        <w:rPr>
-          <w:rFonts w:ascii="Times New Roman" w:hAnsi="Times New Roman" w:cs="Times New Roman"/>
-          <w:b/>
-          <w:w w:val="105"/>
-          <w:sz w:val="24"/>
-          <w:szCs w:val="24"/>
-        </w:rPr>
-        <w:t xml:space="preserve">ИНН: </w:t>
-      </w:r>
-      <w:r>
-        <w:rPr>
-          <w:rFonts w:ascii="Times New Roman" w:hAnsi="Times New Roman" w:cs="Times New Roman"/>
-          <w:b w:val="0"/>
-          <w:w w:val="105"/>
-          <w:sz w:val="24"/>
-          <w:szCs w:val="24"/>
-        </w:rPr>
-        <w:t>{client.inn}</w:t>
-      </w:r>
-    </w:p>
-    <w:p>
-      <w:pPr>
-        <w:pStyle w:val="a3"/>
-        <w:spacing w:before="6" w:line="244" w:lineRule="auto"/>
-        <w:rPr>
-          <w:rFonts w:ascii="Times New Roman" w:hAnsi="Times New Roman" w:cs="Times New Roman"/>
-          <w:sz w:val="24"/>
-          <w:szCs w:val="24"/>
-        </w:rPr>
-      </w:pPr>
-      <w:r>
-        <w:rPr>
-          <w:rFonts w:ascii="Times New Roman" w:hAnsi="Times New Roman" w:cs="Times New Roman"/>
-          <w:b/>
-          <w:w w:val="105"/>
-          <w:sz w:val="24"/>
-          <w:szCs w:val="24"/>
-        </w:rPr>
-        <w:t>Контакт:</w:t>
-      </w:r>
-      <w:r>
-        <w:rPr>
-          <w:rFonts w:ascii="Times New Roman" w:hAnsi="Times New Roman" w:cs="Times New Roman"/>
-          <w:b/>
-          <w:w w:val="105"/>
-          <w:sz w:val="24"/>
-          <w:szCs w:val="24"/>
-        </w:rPr>
-        <w:t xml:space="preserve"> </w:t>
-      </w:r>
-      <w:r>
-        <w:rPr>
-          <w:rFonts w:ascii="Times New Roman" w:hAnsi="Times New Roman" w:cs="Times New Roman"/>
-          <w:b/>
-          <w:w w:val="105"/>
-          <w:sz w:val="24"/>
-          <w:szCs w:val="24"/>
-        </w:rPr>
-        <w:br/>
-      </w:r>
-      <w:r>
-        <w:rPr>
-          <w:rFonts w:ascii="Times New Roman" w:hAnsi="Times New Roman" w:cs="Times New Roman"/>
-          <w:w w:val="105"/>
-          <w:sz w:val="24"/>
-          <w:szCs w:val="24"/>
-        </w:rPr>
-        <w:t>{act.responsibleName}</w:t>
-      </w:r>
-      <w:r>
-        <w:rPr>
-          <w:rFonts w:ascii="Times New Roman" w:hAnsi="Times New Roman" w:cs="Times New Roman"/>
-          <w:w w:val="105"/>
-          <w:sz w:val="24"/>
-          <w:szCs w:val="24"/>
-        </w:rPr>
-        <w:br/>
-      </w:r>
-      <w:r>
-        <w:rPr>
-          <w:rFonts w:ascii="Times New Roman" w:hAnsi="Times New Roman" w:cs="Times New Roman"/>
-          <w:b/>
-          <w:spacing w:val="-1"/>
-          <w:w w:val="105"/>
-          <w:sz w:val="24"/>
-          <w:szCs w:val="24"/>
-        </w:rPr>
-        <w:t xml:space="preserve">Мобильный: </w:t>
-      </w:r>
-      <w:r>
-        <w:rPr>
-          <w:rFonts w:ascii="Times New Roman" w:hAnsi="Times New Roman" w:cs="Times New Roman"/>
-          <w:spacing w:val="-1"/>
-          <w:w w:val="105"/>
-          <w:sz w:val="24"/>
-          <w:szCs w:val="24"/>
-        </w:rPr>
-        <w:t>{act.responsiblePhone}</w:t>
-      </w:r>
-    </w:p>
-    <w:p>
-      <w:pPr>
-        <w:spacing w:before="9" w:after="25"/>
-        <w:rPr>
-          <w:rFonts w:ascii="Times New Roman" w:hAnsi="Times New Roman" w:cs="Times New Roman"/>
-          <w:sz w:val="24"/>
-          <w:szCs w:val="24"/>
-        </w:rPr>
-      </w:pPr>
-      <w:r>
-        <w:rPr>
-          <w:rFonts w:ascii="Times New Roman" w:hAnsi="Times New Roman" w:cs="Times New Roman"/>
-          <w:sz w:val="24"/>
-          <w:szCs w:val="24"/>
-        </w:rPr>
-        <w:br w:type="column"/>
-      </w:r>
-    </w:p>
-    <w:p>
-      <w:pPr>
-        <w:pStyle w:val="a3"/>
-        <w:spacing w:line="20" w:lineRule="exact"/>
-        <w:ind w:left="36" w:right="-29"/>
-        <w:rPr>
-          <w:rFonts w:ascii="Times New Roman" w:hAnsi="Times New Roman" w:cs="Times New Roman"/>
-          <w:sz w:val="24"/>
-          <w:szCs w:val="24"/>
-        </w:rPr>
-      </w:pPr>
-      <w:r>
-        <w:rPr>
-          <w:rFonts w:ascii="Times New Roman" w:hAnsi="Times New Roman" w:cs="Times New Roman"/>
-          <w:noProof/>
-          <w:sz w:val="24"/>
-          <w:szCs w:val="24"/>
-          <w:lang w:eastAsia="ru-RU"/>
-        </w:rPr>
-        <mc:AlternateContent>
-          <mc:Choice Requires="wpg">
-            <w:drawing>
-              <wp:inline distT="0" distB="0" distL="0" distR="0">
-                <wp:extent cx="2878455" cy="7620"/>
-                <wp:effectExtent l="9525" t="0" r="0" b="1905"/>
-                <wp:docPr id="7" name="Group 7"/>
-                <wp:cNvGraphicFramePr>
-                  <a:graphicFrameLocks xmlns:a="http://schemas.openxmlformats.org/drawingml/2006/main"/>
-                </wp:cNvGraphicFramePr>
-                <a:graphic xmlns:a="http://schemas.openxmlformats.org/drawingml/2006/main">
-                  <a:graphicData uri="http://schemas.microsoft.com/office/word/2010/wordprocessingGroup">
-                    <wpg:wgp>
-                      <wpg:cNvGrpSpPr>
-                        <a:grpSpLocks/>
-                      </wpg:cNvGrpSpPr>
-                      <wpg:grpSpPr>
-                        <a:xfrm>
-                          <a:off x="0" y="0"/>
-                          <a:ext cx="2878455" cy="7620"/>
-                          <a:chOff x="0" y="0"/>
-                          <a:chExt cx="2878455" cy="7620"/>
-                        </a:xfrm>
-                      </wpg:grpSpPr>
-                      <wps:wsp>
-                        <wps:cNvPr id="8" name="Graphic 8"/>
-                        <wps:cNvSpPr/>
-                        <wps:spPr>
-                          <a:xfrm>
-                            <a:off x="0" y="3594"/>
-                            <a:ext cx="2878455" cy="1270"/>
-                          </a:xfrm>
-                          <a:custGeom>
-                            <a:avLst/>
-                            <a:gdLst/>
-                            <a:ahLst/>
-                            <a:cxnLst/>
-                            <a:rect l="l" t="t" r="r" b="b"/>
-                            <a:pathLst>
-                              <a:path w="2878455">
-                                <a:moveTo>
-                                  <a:pt x="0" y="0"/>
-                                </a:moveTo>
-                                <a:lnTo>
-                                  <a:pt x="2878328" y="0"/>
-                                </a:lnTo>
-                              </a:path>
-                            </a:pathLst>
-                          </a:custGeom>
-                          <a:ln w="7188">
-                            <a:solidFill>
-                              <a:srgbClr val="52B567"/>
-                            </a:solidFill>
-                            <a:prstDash val="solid"/>
-                          </a:ln>
-                        </wps:spPr>
-                        <wps:bodyPr wrap="square" lIns="0" tIns="0" rIns="0" bIns="0" rtlCol="0">
-                          <a:prstTxWarp prst="textNoShape">
-                            <a:avLst/>
-                          </a:prstTxWarp>
-                          <a:noAutofit/>
-                        </wps:bodyPr>
-                      </wps:wsp>
-                    </wpg:wgp>
-                  </a:graphicData>
-                </a:graphic>
-              </wp:inline>
-            </w:drawing>
-          </mc:Choice>
-          <mc:Fallback>
-            <w:pict>
-              <v:group w14:anchorId="13D60C2C" id="Group 7" o:spid="_x0000_s1026" style="width:226.65pt;height:.6pt;mso-position-horizontal-relative:char;mso-position-vertical-relative:line" coordsize="28784,76" o:gfxdata="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">
-                <v:shape id="Graphic 8" o:spid="_x0000_s1027" style="position:absolute;top:35;width:28784;height:13;visibility:visible;mso-wrap-style:square;v-text-anchor:top" coordsize="2878455,1270" o:gfxdata="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" path="m,l2878328,e" filled="f" strokecolor="#52b567" strokeweight=".19967mm">
-                  <v:path arrowok="t"/>
-                </v:shape>
-                <w10:anchorlock/>
-              </v:group>
-            </w:pict>
-          </mc:Fallback>
-        </mc:AlternateContent>
-      </w:r>
-    </w:p>
-    <w:p>
-      <w:pPr>
-        <w:pStyle w:val="1"/>
-        <w:ind w:left="0"/>
-        <w:rPr>
-          <w:rFonts w:ascii="Times New Roman" w:hAnsi="Times New Roman" w:cs="Times New Roman"/>
-          <w:sz w:val="24"/>
-          <w:szCs w:val="24"/>
-        </w:rPr>
-      </w:pPr>
-      <w:r>
-        <w:rPr>
-          <w:rFonts w:ascii="Times New Roman" w:hAnsi="Times New Roman" w:cs="Times New Roman"/>
-          <w:w w:val="110"/>
-          <w:sz w:val="24"/>
-          <w:szCs w:val="24"/>
-        </w:rPr>
-        <w:t xml:space="preserve"> </w:t>
-      </w:r>
-      <w:r>
-        <w:rPr>
-          <w:rFonts w:ascii="Times New Roman" w:hAnsi="Times New Roman" w:cs="Times New Roman"/>
-          <w:w w:val="110"/>
-          <w:sz w:val="24"/>
-          <w:szCs w:val="24"/>
-        </w:rPr>
-        <w:t>ИП Белавина О.В.</w:t>
-      </w:r>
-    </w:p>
-    <w:p>
-      <w:pPr>
-        <w:spacing w:before="5"/>
-        <w:rPr>
-          <w:rFonts w:ascii="Times New Roman" w:hAnsi="Times New Roman" w:cs="Times New Roman"/>
-          <w:sz w:val="24"/>
-          <w:szCs w:val="24"/>
-        </w:rPr>
         <w:sectPr>
           <w:type w:val="continuous"/>
           <w:pgSz w:w="11910" w:h="16840"/>
           <w:pgMar w:top="460" w:right="850" w:bottom="1680" w:left="850" w:header="0" w:footer="1491" w:gutter="0"/>
-          <w:cols w:num="2" w:space="720" w:equalWidth="0">
-            <w:col w:w="3858" w:space="1732"/>
-            <w:col w:w="4620"/>
-          </w:cols>
+          <w:cols w:space="720"/>
         </w:sectPr>
       </w:pPr>
-      <w:r>
-        <w:rPr>
-          <w:rFonts w:ascii="Times New Roman" w:hAnsi="Times New Roman" w:cs="Times New Roman"/>
-          <w:b/>
-          <w:w w:val="105"/>
-          <w:sz w:val="24"/>
-          <w:szCs w:val="24"/>
-        </w:rPr>
-        <w:t xml:space="preserve"> </w:t>
-      </w:r>
-      <w:r>
-        <w:rPr>
-          <w:rFonts w:ascii="Times New Roman" w:hAnsi="Times New Roman" w:cs="Times New Roman"/>
-          <w:b/>
-          <w:w w:val="105"/>
-          <w:sz w:val="24"/>
-          <w:szCs w:val="24"/>
-        </w:rPr>
-        <w:t>ИНН:</w:t>
-      </w:r>
-      <w:r>
-        <w:rPr>
-          <w:rFonts w:ascii="Times New Roman" w:hAnsi="Times New Roman" w:cs="Times New Roman"/>
-          <w:b/>
-          <w:spacing w:val="2"/>
-          <w:w w:val="105"/>
-          <w:sz w:val="24"/>
-          <w:szCs w:val="24"/>
-        </w:rPr>
-        <w:t xml:space="preserve"> </w:t>
-      </w:r>
-      <w:r>
-        <w:rPr>
-          <w:rFonts w:ascii="Times New Roman" w:hAnsi="Times New Roman" w:cs="Times New Roman"/>
-          <w:spacing w:val="-2"/>
-          <w:w w:val="105"/>
-          <w:sz w:val="24"/>
-          <w:szCs w:val="24"/>
-        </w:rPr>
-        <w:t>231507022304</w:t>
-      </w:r>
-      <w:r>
-        <w:rPr>
-          <w:rFonts w:ascii="Times New Roman" w:hAnsi="Times New Roman" w:cs="Times New Roman"/>
-          <w:spacing w:val="-2"/>
-          <w:w w:val="105"/>
-          <w:sz w:val="24"/>
-          <w:szCs w:val="24"/>
-        </w:rPr>
-        <w:br/>
-        <w:t xml:space="preserve"> </w:t>
-      </w:r>
-      <w:r>
-        <w:rPr>
-          <w:rFonts w:ascii="Times New Roman" w:hAnsi="Times New Roman" w:cs="Times New Roman"/>
-          <w:b/>
-          <w:spacing w:val="-2"/>
-          <w:w w:val="105"/>
-          <w:sz w:val="24"/>
-          <w:szCs w:val="24"/>
-        </w:rPr>
-        <w:t>ОГРНИП:</w:t>
-      </w:r>
-      <w:r>
-        <w:rPr>
-          <w:rFonts w:ascii="Times New Roman" w:hAnsi="Times New Roman" w:cs="Times New Roman"/>
-          <w:spacing w:val="-2"/>
-          <w:w w:val="105"/>
-          <w:sz w:val="24"/>
-          <w:szCs w:val="24"/>
-        </w:rPr>
-        <w:t>321237500467390</w:t>
-      </w:r>
-      <w:r>
-        <w:rPr>
-          <w:rFonts w:ascii="Times New Roman" w:hAnsi="Times New Roman" w:cs="Times New Roman"/>
-          <w:spacing w:val="-2"/>
-          <w:w w:val="105"/>
-          <w:sz w:val="24"/>
-          <w:szCs w:val="24"/>
-        </w:rPr>
-        <w:br/>
-      </w:r>
-      <w:r>
-        <w:rPr>
-          <w:rFonts w:ascii="Times New Roman" w:hAnsi="Times New Roman" w:cs="Times New Roman"/>
-          <w:b/>
-          <w:w w:val="105"/>
-          <w:sz w:val="24"/>
-          <w:szCs w:val="24"/>
-        </w:rPr>
-        <w:t xml:space="preserve"> </w:t>
-      </w:r>
-      <w:r>
-        <w:rPr>
-          <w:rFonts w:ascii="Times New Roman" w:hAnsi="Times New Roman" w:cs="Times New Roman"/>
-          <w:b/>
-          <w:w w:val="105"/>
-          <w:sz w:val="24"/>
-          <w:szCs w:val="24"/>
-        </w:rPr>
-        <w:t>Дезинфектор:</w:t>
-      </w:r>
-      <w:r>
-        <w:rPr>
-          <w:rFonts w:ascii="Times New Roman" w:hAnsi="Times New Roman" w:cs="Times New Roman"/>
-          <w:b/>
-          <w:spacing w:val="-10"/>
-          <w:w w:val="105"/>
-          <w:sz w:val="24"/>
-          <w:szCs w:val="24"/>
-        </w:rPr>
-        <w:t xml:space="preserve"> </w:t>
-      </w:r>
-      <w:r>
-        <w:rPr>
-          <w:rFonts w:ascii="Times New Roman" w:hAnsi="Times New Roman" w:cs="Times New Roman"/>
-          <w:w w:val="105"/>
-          <w:sz w:val="24"/>
-          <w:szCs w:val="24"/>
-        </w:rPr>
-        <w:t>{act.disinfector}</w:t>
-      </w:r>
-      <w:r>
-        <w:rPr>
-          <w:rFonts w:ascii="Times New Roman" w:hAnsi="Times New Roman" w:cs="Times New Roman"/>
-          <w:w w:val="105"/>
-          <w:sz w:val="24"/>
-          <w:szCs w:val="24"/>
-        </w:rPr>
-      </w:r>
     </w:p>
     <w:p>
       <w:pPr>
@@ -1730,40 +1761,12 @@
         </w:rPr>
         <w:t>___</w:t>
       </w:r>
-      <w:r>
-        <w:rPr>
-          <w:rFonts w:asciiTheme="minorHAnsi" w:hAnsiTheme="minorHAnsi"/>
-        </w:rPr>
-        <w:br/>
-      </w:r>
-      <w:r>
-        <w:rPr>
-          <w:rFonts w:ascii="Times New Roman" w:hAnsi="Times New Roman" w:cs="Times New Roman"/>
-          <w:b/>
-          <w:sz w:val="24"/>
-          <w:szCs w:val="24"/>
-        </w:rPr>
-        <w:t xml:space="preserve">                                                  </w:t>
-      </w:r>
-      <w:r>
-        <w:rPr>
-          <w:rFonts w:ascii="Times New Roman" w:hAnsi="Times New Roman" w:cs="Times New Roman"/>
-          <w:b/>
-          <w:sz w:val="24"/>
-          <w:szCs w:val="24"/>
-        </w:rPr>
-        <w:br/>
-      </w:r>
-      <w:r>
-        <w:rPr>
-          <w:rFonts w:ascii="Times New Roman" w:hAnsi="Times New Roman" w:cs="Times New Roman"/>
-          <w:b/>
-          <w:sz w:val="24"/>
-          <w:szCs w:val="24"/>
-        </w:rPr>
-        <w:lastRenderedPageBreak/>
-        <w:br/>
-      </w:r>
+    </w:p>
+    <w:p>
+      <w:pPr>
+        <w:keepNext/>
+        <w:jc w:val="center"/>
+      </w:pPr>
       <w:r>
         <w:rPr>
           <w:rFonts w:ascii="Times New Roman" w:hAnsi="Times New Roman" w:cs="Times New Roman"/>
@@ -1881,7 +1884,7 @@
           <w:sz w:val="24"/>
           <w:szCs w:val="24"/>
         </w:rPr>
-        <w:t xml:space="preserve">2. Настоящий АКТ является неотъемлемой частью Договора </w:t>
+        <w:t xml:space="preserve">Настоящий АКТ является неотъемлемой частью Договора </w:t>
       </w:r>
       <w:r>
         <w:rPr>
@@ -1955,18 +1958,6 @@
         </w:rPr>
         <w:t>Уполномоченное лицо (представитель Заказчика) по вопросам исполнения договора и организации проведения работ:</w:t>
       </w:r>
-    </w:p>
-    <w:p>
-      <w:pPr>
-        <w:pStyle w:val="a3"/>
-        <w:spacing w:before="204"/>
-        <w:rPr>
-          <w:rFonts w:ascii="Times New Roman" w:hAnsi="Times New Roman" w:cs="Times New Roman"/>
-          <w:b/>
-          <w:sz w:val="24"/>
-          <w:szCs w:val="24"/>
-        </w:rPr>
-      </w:pPr>
     </w:p>
     <w:p>
       <w:pPr>
@@ -2037,17 +2028,6 @@
     </w:p>
     <w:p>
       <w:pPr>
-        <w:pStyle w:val="a3"/>
-        <w:spacing w:before="94"/>
-        <w:rPr>
-          <w:rFonts w:ascii="Times New Roman" w:hAnsi="Times New Roman" w:cs="Times New Roman"/>
-          <w:sz w:val="24"/>
-          <w:szCs w:val="24"/>
-        </w:rPr>
-      </w:pPr>
-    </w:p>
-    <w:p>
-      <w:pPr>
         <w:tabs>
           <w:tab w:val="left" w:pos="4538"/>
           <w:tab w:val="left" w:pos="9525"/>
@@ -2086,17 +2066,6 @@
     </w:p>
     <w:p>
       <w:pPr>
-        <w:pStyle w:val="a3"/>
-        <w:spacing w:before="94"/>
-        <w:rPr>
-          <w:rFonts w:ascii="Times New Roman" w:hAnsi="Times New Roman" w:cs="Times New Roman"/>
-          <w:sz w:val="24"/>
-          <w:szCs w:val="24"/>
-        </w:rPr>
-      </w:pPr>
-    </w:p>
-    <w:p>
-      <w:pPr>
         <w:tabs>
           <w:tab w:val="left" w:pos="4538"/>
           <w:tab w:val="left" w:pos="9525"/>
@@ -2149,16 +2118,6 @@
           <w:u w:val="single" w:color="767676"/>
         </w:rPr>
       </w:r>
-    </w:p>
-    <w:p>
-      <w:pPr>
-        <w:pStyle w:val="a3"/>
-        <w:rPr>
-          <w:rFonts w:ascii="Times New Roman" w:hAnsi="Times New Roman" w:cs="Times New Roman"/>
-          <w:sz w:val="24"/>
-          <w:szCs w:val="24"/>
-        </w:rPr>
-      </w:pPr>
     </w:p>
     <w:p>
       <w:pPr>
